--- a/public/smart-police/forms/แบบรายงานแผนประทุษกรรม.docx
+++ b/public/smart-police/forms/แบบรายงานแผนประทุษกรรม.docx
@@ -7632,7 +7632,7 @@
         <w:szCs w:val="24"/>
         <w:cs/>
       </w:rPr>
-      <w:t>สอบสวน.</w:t>
+      <w:t/>
     </w:r>
     <w:r>
       <w:rPr>
@@ -7643,7 +7643,7 @@
         <w:sz w:val="24"/>
         <w:szCs w:val="24"/>
       </w:rPr>
-      <w:t>com</w:t>
+      <w:t/>
     </w:r>
   </w:p>
   <w:p>

--- a/public/smart-police/forms/แบบรายงานแผนประทุษกรรม.docx
+++ b/public/smart-police/forms/แบบรายงานแผนประทุษกรรม.docx
@@ -7183,7 +7183,7 @@
         <w:szCs w:val="32"/>
         <w:cs/>
       </w:rPr>
-      <w:t>(ส ๕๖ - ๕๒)</w:t>
+      <w:t/>
     </w:r>
   </w:p>
   <w:p>
@@ -7560,7 +7560,7 @@
         <w:szCs w:val="32"/>
         <w:cs/>
       </w:rPr>
-      <w:t>(ส ๕๖</w:t>
+      <w:t/>
     </w:r>
     <w:r>
       <w:rPr>
@@ -7570,7 +7570,7 @@
         <w:szCs w:val="32"/>
         <w:cs/>
       </w:rPr>
-      <w:t xml:space="preserve"> </w:t>
+      <w:t xml:space="preserve"/>
     </w:r>
     <w:r>
       <w:rPr>
@@ -7580,7 +7580,7 @@
         <w:szCs w:val="32"/>
         <w:cs/>
       </w:rPr>
-      <w:t>-</w:t>
+      <w:t/>
     </w:r>
     <w:r>
       <w:rPr>
@@ -7590,7 +7590,7 @@
         <w:szCs w:val="32"/>
         <w:cs/>
       </w:rPr>
-      <w:t xml:space="preserve"> </w:t>
+      <w:t xml:space="preserve"/>
     </w:r>
     <w:r>
       <w:rPr>
@@ -7600,7 +7600,7 @@
         <w:szCs w:val="32"/>
         <w:cs/>
       </w:rPr>
-      <w:t>๕๒)</w:t>
+      <w:t/>
     </w:r>
     <w:r>
       <w:rPr>
